--- a/ukhona/Concept note_AI_IBBS_PWUS_Bonny.docx
+++ b/ukhona/Concept note_AI_IBBS_PWUS_Bonny.docx
@@ -1,6 +1,6 @@
 
 <file path=word/document.xml><?xml version="1.0" encoding="utf-8"?>
-<w:document xmlns:wpc="http://schemas.microsoft.com/office/word/2010/wordprocessingCanvas" xmlns:cx="http://schemas.microsoft.com/office/drawing/2014/chartex" xmlns:cx1="http://schemas.microsoft.com/office/drawing/2015/9/8/chartex" xmlns:cx2="http://schemas.microsoft.com/office/drawing/2015/10/21/chartex" xmlns:cx3="http://schemas.microsoft.com/office/drawing/2016/5/9/chartex" xmlns:cx4="http://schemas.microsoft.com/office/drawing/2016/5/10/chartex" xmlns:cx5="http://schemas.microsoft.com/office/drawing/2016/5/11/chartex" xmlns:cx6="http://schemas.microsoft.com/office/drawing/2016/5/12/chartex" xmlns:cx7="http://schemas.microsoft.com/office/drawing/2016/5/13/chartex" xmlns:cx8="http://schemas.microsoft.com/office/drawing/2016/5/14/chartex" xmlns:mc="http://schemas.openxmlformats.org/markup-compatibility/2006" xmlns:aink="http://schemas.microsoft.com/office/drawing/2016/ink" xmlns:am3d="http://schemas.microsoft.com/office/drawing/2017/model3d" xmlns:o="urn:schemas-microsoft-com:office:office" xmlns:r="http://schemas.openxmlformats.org/officeDocument/2006/relationships" xmlns:m="http://schemas.openxmlformats.org/officeDocument/2006/math" xmlns:v="urn:schemas-microsoft-com:vml" xmlns:wp14="http://schemas.microsoft.com/office/word/2010/wordprocessingDrawing" xmlns:wp="http://schemas.openxmlformats.org/drawingml/2006/wordprocessingDrawing" xmlns:w10="urn:schemas-microsoft-com:office:word" xmlns:w="http://schemas.openxmlformats.org/wordprocessingml/2006/main" xmlns:w14="http://schemas.microsoft.com/office/word/2010/wordml" xmlns:w15="http://schemas.microsoft.com/office/word/2012/wordml" xmlns:w16cid="http://schemas.microsoft.com/office/word/2016/wordml/cid" xmlns:w16se="http://schemas.microsoft.com/office/word/2015/wordml/symex" xmlns:wpg="http://schemas.microsoft.com/office/word/2010/wordprocessingGroup" xmlns:wpi="http://schemas.microsoft.com/office/word/2010/wordprocessingInk" xmlns:wne="http://schemas.microsoft.com/office/word/2006/wordml" xmlns:wps="http://schemas.microsoft.com/office/word/2010/wordprocessingShape" mc:Ignorable="w14 w15 w16se w16cid wp14">
+<w:document xmlns:wpc="http://schemas.microsoft.com/office/word/2010/wordprocessingCanvas" xmlns:cx="http://schemas.microsoft.com/office/drawing/2014/chartex" xmlns:cx1="http://schemas.microsoft.com/office/drawing/2015/9/8/chartex" xmlns:cx2="http://schemas.microsoft.com/office/drawing/2015/10/21/chartex" xmlns:cx3="http://schemas.microsoft.com/office/drawing/2016/5/9/chartex" xmlns:cx4="http://schemas.microsoft.com/office/drawing/2016/5/10/chartex" xmlns:cx5="http://schemas.microsoft.com/office/drawing/2016/5/11/chartex" xmlns:cx6="http://schemas.microsoft.com/office/drawing/2016/5/12/chartex" xmlns:cx7="http://schemas.microsoft.com/office/drawing/2016/5/13/chartex" xmlns:cx8="http://schemas.microsoft.com/office/drawing/2016/5/14/chartex" xmlns:mc="http://schemas.openxmlformats.org/markup-compatibility/2006" xmlns:aink="http://schemas.microsoft.com/office/drawing/2016/ink" xmlns:am3d="http://schemas.microsoft.com/office/drawing/2017/model3d" xmlns:o="urn:schemas-microsoft-com:office:office" xmlns:oel="http://schemas.microsoft.com/office/2019/extlst" xmlns:r="http://schemas.openxmlformats.org/officeDocument/2006/relationships" xmlns:m="http://schemas.openxmlformats.org/officeDocument/2006/math" xmlns:v="urn:schemas-microsoft-com:vml" xmlns:wp14="http://schemas.microsoft.com/office/word/2010/wordprocessingDrawing" xmlns:wp="http://schemas.openxmlformats.org/drawingml/2006/wordprocessingDrawing" xmlns:w10="urn:schemas-microsoft-com:office:word" xmlns:w="http://schemas.openxmlformats.org/wordprocessingml/2006/main" xmlns:w14="http://schemas.microsoft.com/office/word/2010/wordml" xmlns:w15="http://schemas.microsoft.com/office/word/2012/wordml" xmlns:w16cex="http://schemas.microsoft.com/office/word/2018/wordml/cex" xmlns:w16cid="http://schemas.microsoft.com/office/word/2016/wordml/cid" xmlns:w16="http://schemas.microsoft.com/office/word/2018/wordml" xmlns:w16du="http://schemas.microsoft.com/office/word/2023/wordml/word16du" xmlns:w16sdtdh="http://schemas.microsoft.com/office/word/2020/wordml/sdtdatahash" xmlns:w16sdtfl="http://schemas.microsoft.com/office/word/2024/wordml/sdtformatlock" xmlns:w16se="http://schemas.microsoft.com/office/word/2015/wordml/symex" xmlns:wpg="http://schemas.microsoft.com/office/word/2010/wordprocessingGroup" xmlns:wpi="http://schemas.microsoft.com/office/word/2010/wordprocessingInk" xmlns:wne="http://schemas.microsoft.com/office/word/2006/wordml" xmlns:wps="http://schemas.microsoft.com/office/word/2010/wordprocessingShape" mc:Ignorable="w14 w15 w16se w16cid w16 w16cex w16sdtdh w16sdtfl w16du wp14">
   <w:body>
     <w:p>
       <w:pPr>
@@ -205,7 +205,7 @@
               </wp:anchor>
             </w:drawing>
           </mc:Choice>
-          <mc:Fallback xmlns:w16sdtfl="http://schemas.microsoft.com/office/word/2024/wordml/sdtformatlock" xmlns:w16sdtdh="http://schemas.microsoft.com/office/word/2020/wordml/sdtdatahash" xmlns:w16du="http://schemas.microsoft.com/office/word/2023/wordml/word16du" xmlns:w16="http://schemas.microsoft.com/office/word/2018/wordml" xmlns:w16cex="http://schemas.microsoft.com/office/word/2018/wordml/cex" xmlns:oel="http://schemas.microsoft.com/office/2019/extlst">
+          <mc:Fallback>
             <w:pict>
               <v:line w14:anchorId="30DCD74B" id="Straight Connector 1" o:spid="_x0000_s1026" style="position:absolute;flip:y;z-index:251659264;visibility:visible;mso-wrap-style:square;mso-wrap-distance-left:9pt;mso-wrap-distance-top:0;mso-wrap-distance-right:9pt;mso-wrap-distance-bottom:0;mso-position-horizontal:absolute;mso-position-horizontal-relative:text;mso-position-vertical:absolute;mso-position-vertical-relative:text" from="1pt,10.55pt" to="463.5pt,13.05pt" o:gfxdata="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" strokecolor="#70ad47 [3209]" strokeweight="1pt">
                 <v:stroke joinstyle="miter"/>
@@ -576,17 +576,7 @@
           <w:szCs w:val="20"/>
         </w:rPr>
         <w:noBreakHyphen/>
-        <w:t>risk individuals and networks, make i</w:t>
-      </w:r>
-      <w:bookmarkStart w:id="0" w:name="_GoBack"/>
-      <w:bookmarkEnd w:id="0"/>
-      <w:r>
-        <w:rPr>
-          <w:rFonts w:ascii="Calisto MT" w:hAnsi="Calisto MT"/>
-          <w:sz w:val="20"/>
-          <w:szCs w:val="20"/>
-        </w:rPr>
-        <w:t>ndividualized case management plans, or facilitate timely referrals to appropriate prevention and harm reduction services. As a result, programs struggle to design and implement an optimal mix of interventions tailored by geography and risk profile, which limits the effectiveness of HIV prevention efforts for this underserved group</w:t>
+        <w:t>risk individuals and networks, make individualized case management plans, or facilitate timely referrals to appropriate prevention and harm reduction services. As a result, programs struggle to design and implement an optimal mix of interventions tailored by geography and risk profile, which limits the effectiveness of HIV prevention efforts for this underserved group</w:t>
       </w:r>
       <w:r>
         <w:rPr>
@@ -962,7 +952,18 @@
           <w:sz w:val="20"/>
           <w:szCs w:val="20"/>
         </w:rPr>
-        <w:t>Alignment</w:t>
+        <w:t>A</w:t>
+      </w:r>
+      <w:r>
+        <w:rPr>
+          <w:rFonts w:ascii="Calisto MT" w:hAnsi="Calisto MT"/>
+          <w:b/>
+          <w:bCs/>
+          <w:color w:val="385623" w:themeColor="accent6" w:themeShade="80"/>
+          <w:sz w:val="20"/>
+          <w:szCs w:val="20"/>
+        </w:rPr>
+        <w:t>lignment</w:t>
       </w:r>
       <w:r>
         <w:rPr>
@@ -1183,7 +1184,29 @@
           <w:szCs w:val="20"/>
           <w14:ligatures w14:val="none"/>
         </w:rPr>
-        <w:t xml:space="preserve"> HIV prevention by leveraging a AI-driven approach to better reach, identify, and engage hard-to-reach PWUS. It supports combination and differentiated prevention</w:t>
+        <w:t xml:space="preserve"> HIV prevention by leveraging </w:t>
+      </w:r>
+      <w:proofErr w:type="gramStart"/>
+      <w:r>
+        <w:rPr>
+          <w:rFonts w:ascii="Calisto MT" w:eastAsia="Times New Roman" w:hAnsi="Calisto MT" w:cs="Times New Roman"/>
+          <w:kern w:val="0"/>
+          <w:sz w:val="20"/>
+          <w:szCs w:val="20"/>
+          <w14:ligatures w14:val="none"/>
+        </w:rPr>
+        <w:t>a</w:t>
+      </w:r>
+      <w:proofErr w:type="gramEnd"/>
+      <w:r>
+        <w:rPr>
+          <w:rFonts w:ascii="Calisto MT" w:eastAsia="Times New Roman" w:hAnsi="Calisto MT" w:cs="Times New Roman"/>
+          <w:kern w:val="0"/>
+          <w:sz w:val="20"/>
+          <w:szCs w:val="20"/>
+          <w14:ligatures w14:val="none"/>
+        </w:rPr>
+        <w:t xml:space="preserve"> AI-driven approach to better reach, identify, and engage hard-to-reach PWUS. It supports combination and differentiated prevention</w:t>
       </w:r>
       <w:r>
         <w:rPr>
@@ -1203,7 +1226,51 @@
           <w:szCs w:val="20"/>
           <w14:ligatures w14:val="none"/>
         </w:rPr>
-        <w:t xml:space="preserve"> by using data-driven risk profiling to tailor interventions to individual and network-level risk. The approach is inherently syndemic, addressing the intersection of substance use and HIV-related risk behaviors. In addition, the study pilots community- and network-level prevention strategies through AI-informed identification of transmission hotspots and high-risk social networks, enabling more precise and effective outreach.</w:t>
+        <w:t xml:space="preserve"> by using data-driven risk profiling to tailor interventions to individual and network-level risk. The approach is inherently </w:t>
+      </w:r>
+      <w:proofErr w:type="spellStart"/>
+      <w:r>
+        <w:rPr>
+          <w:rFonts w:ascii="Calisto MT" w:eastAsia="Times New Roman" w:hAnsi="Calisto MT" w:cs="Times New Roman"/>
+          <w:kern w:val="0"/>
+          <w:sz w:val="20"/>
+          <w:szCs w:val="20"/>
+          <w14:ligatures w14:val="none"/>
+        </w:rPr>
+        <w:t>syndemic</w:t>
+      </w:r>
+      <w:proofErr w:type="spellEnd"/>
+      <w:r>
+        <w:rPr>
+          <w:rFonts w:ascii="Calisto MT" w:eastAsia="Times New Roman" w:hAnsi="Calisto MT" w:cs="Times New Roman"/>
+          <w:kern w:val="0"/>
+          <w:sz w:val="20"/>
+          <w:szCs w:val="20"/>
+          <w14:ligatures w14:val="none"/>
+        </w:rPr>
+        <w:t xml:space="preserve">, addressing the intersection of substance use and HIV-related risk behaviors. In addition, the study </w:t>
+      </w:r>
+      <w:proofErr w:type="gramStart"/>
+      <w:r>
+        <w:rPr>
+          <w:rFonts w:ascii="Calisto MT" w:eastAsia="Times New Roman" w:hAnsi="Calisto MT" w:cs="Times New Roman"/>
+          <w:kern w:val="0"/>
+          <w:sz w:val="20"/>
+          <w:szCs w:val="20"/>
+          <w14:ligatures w14:val="none"/>
+        </w:rPr>
+        <w:t>pilots</w:t>
+      </w:r>
+      <w:proofErr w:type="gramEnd"/>
+      <w:r>
+        <w:rPr>
+          <w:rFonts w:ascii="Calisto MT" w:eastAsia="Times New Roman" w:hAnsi="Calisto MT" w:cs="Times New Roman"/>
+          <w:kern w:val="0"/>
+          <w:sz w:val="20"/>
+          <w:szCs w:val="20"/>
+          <w14:ligatures w14:val="none"/>
+        </w:rPr>
+        <w:t xml:space="preserve"> community- and network-level prevention strategies through AI-informed identification of transmission hotspots and high-risk social networks, enabling more precise and effective outreach.</w:t>
       </w:r>
     </w:p>
     <w:p>
@@ -2496,14 +2563,43 @@
           <w:szCs w:val="20"/>
         </w:rPr>
       </w:pPr>
-      <w:r>
-        <w:rPr>
-          <w:rFonts w:ascii="Calisto MT" w:hAnsi="Calisto MT"/>
-          <w:sz w:val="20"/>
-          <w:szCs w:val="20"/>
-        </w:rPr>
-        <w:t xml:space="preserve">Mudiope, P., Mathers, B. B., Nangendo, J., et al. (2025). </w:t>
-      </w:r>
+      <w:proofErr w:type="spellStart"/>
+      <w:r>
+        <w:rPr>
+          <w:rFonts w:ascii="Calisto MT" w:hAnsi="Calisto MT"/>
+          <w:sz w:val="20"/>
+          <w:szCs w:val="20"/>
+        </w:rPr>
+        <w:t>Mudiope</w:t>
+      </w:r>
+      <w:proofErr w:type="spellEnd"/>
+      <w:r>
+        <w:rPr>
+          <w:rFonts w:ascii="Calisto MT" w:hAnsi="Calisto MT"/>
+          <w:sz w:val="20"/>
+          <w:szCs w:val="20"/>
+        </w:rPr>
+        <w:t xml:space="preserve">, P., Mathers, B. B., </w:t>
+      </w:r>
+      <w:proofErr w:type="spellStart"/>
+      <w:r>
+        <w:rPr>
+          <w:rFonts w:ascii="Calisto MT" w:hAnsi="Calisto MT"/>
+          <w:sz w:val="20"/>
+          <w:szCs w:val="20"/>
+        </w:rPr>
+        <w:t>Nangendo</w:t>
+      </w:r>
+      <w:proofErr w:type="spellEnd"/>
+      <w:r>
+        <w:rPr>
+          <w:rFonts w:ascii="Calisto MT" w:hAnsi="Calisto MT"/>
+          <w:sz w:val="20"/>
+          <w:szCs w:val="20"/>
+        </w:rPr>
+        <w:t xml:space="preserve">, J., et al. (2025). </w:t>
+      </w:r>
+      <w:proofErr w:type="spellStart"/>
       <w:r>
         <w:rPr>
           <w:rFonts w:ascii="Calisto MT" w:hAnsi="Calisto MT"/>
@@ -2512,7 +2608,18 @@
           <w:sz w:val="20"/>
           <w:szCs w:val="20"/>
         </w:rPr>
-        <w:t>Characterising people who inject drugs and association with HIV infection: A situation analysis in Kampala City, Uganda</w:t>
+        <w:t>Characterising</w:t>
+      </w:r>
+      <w:proofErr w:type="spellEnd"/>
+      <w:r>
+        <w:rPr>
+          <w:rFonts w:ascii="Calisto MT" w:hAnsi="Calisto MT"/>
+          <w:i/>
+          <w:iCs/>
+          <w:sz w:val="20"/>
+          <w:szCs w:val="20"/>
+        </w:rPr>
+        <w:t xml:space="preserve"> people who inject drugs and association with HIV infection: A situation analysis in Kampala City, Uganda</w:t>
       </w:r>
       <w:r>
         <w:rPr>
@@ -2593,7 +2700,29 @@
           <w:szCs w:val="20"/>
         </w:rPr>
         <w:noBreakHyphen/>
-        <w:t>related risk behaviours among people who inject drugs in Uganda: Implications for policy and programming</w:t>
+        <w:t xml:space="preserve">related risk </w:t>
+      </w:r>
+      <w:proofErr w:type="spellStart"/>
+      <w:r>
+        <w:rPr>
+          <w:rFonts w:ascii="Calisto MT" w:hAnsi="Calisto MT"/>
+          <w:i/>
+          <w:iCs/>
+          <w:sz w:val="20"/>
+          <w:szCs w:val="20"/>
+        </w:rPr>
+        <w:t>behaviours</w:t>
+      </w:r>
+      <w:proofErr w:type="spellEnd"/>
+      <w:r>
+        <w:rPr>
+          <w:rFonts w:ascii="Calisto MT" w:hAnsi="Calisto MT"/>
+          <w:i/>
+          <w:iCs/>
+          <w:sz w:val="20"/>
+          <w:szCs w:val="20"/>
+        </w:rPr>
+        <w:t xml:space="preserve"> among people who inject drugs in Uganda: Implications for policy and programming</w:t>
       </w:r>
       <w:r>
         <w:rPr>
@@ -2646,7 +2775,51 @@
           <w:szCs w:val="20"/>
           <w14:ligatures w14:val="none"/>
         </w:rPr>
-        <w:t xml:space="preserve">Faran Emmanuel, E., Ejeckam, C. C., Green, K., Adesina, A. A., Aliyu, G., Ashefor, G., … Blanchard, J. (2025). </w:t>
+        <w:t xml:space="preserve">Faran Emmanuel, E., </w:t>
+      </w:r>
+      <w:proofErr w:type="spellStart"/>
+      <w:r>
+        <w:rPr>
+          <w:rFonts w:ascii="Calisto MT" w:eastAsia="Times New Roman" w:hAnsi="Calisto MT" w:cs="Times New Roman"/>
+          <w:kern w:val="0"/>
+          <w:sz w:val="20"/>
+          <w:szCs w:val="20"/>
+          <w14:ligatures w14:val="none"/>
+        </w:rPr>
+        <w:t>Ejeckam</w:t>
+      </w:r>
+      <w:proofErr w:type="spellEnd"/>
+      <w:r>
+        <w:rPr>
+          <w:rFonts w:ascii="Calisto MT" w:eastAsia="Times New Roman" w:hAnsi="Calisto MT" w:cs="Times New Roman"/>
+          <w:kern w:val="0"/>
+          <w:sz w:val="20"/>
+          <w:szCs w:val="20"/>
+          <w14:ligatures w14:val="none"/>
+        </w:rPr>
+        <w:t xml:space="preserve">, C. C., Green, K., Adesina, A. A., Aliyu, G., </w:t>
+      </w:r>
+      <w:proofErr w:type="spellStart"/>
+      <w:r>
+        <w:rPr>
+          <w:rFonts w:ascii="Calisto MT" w:eastAsia="Times New Roman" w:hAnsi="Calisto MT" w:cs="Times New Roman"/>
+          <w:kern w:val="0"/>
+          <w:sz w:val="20"/>
+          <w:szCs w:val="20"/>
+          <w14:ligatures w14:val="none"/>
+        </w:rPr>
+        <w:t>Ashefor</w:t>
+      </w:r>
+      <w:proofErr w:type="spellEnd"/>
+      <w:r>
+        <w:rPr>
+          <w:rFonts w:ascii="Calisto MT" w:eastAsia="Times New Roman" w:hAnsi="Calisto MT" w:cs="Times New Roman"/>
+          <w:kern w:val="0"/>
+          <w:sz w:val="20"/>
+          <w:szCs w:val="20"/>
+          <w14:ligatures w14:val="none"/>
+        </w:rPr>
+        <w:t xml:space="preserve">, G., … Blanchard, J. (2025). </w:t>
       </w:r>
       <w:r>
         <w:rPr>
@@ -2658,7 +2831,33 @@
           <w:szCs w:val="20"/>
           <w14:ligatures w14:val="none"/>
         </w:rPr>
-        <w:t>HIV epidemic among key populations in Nigeria: Results of the integrated biological and behavioural surveillance survey, 2020</w:t>
+        <w:t xml:space="preserve">HIV epidemic among key populations in Nigeria: Results of the integrated biological and </w:t>
+      </w:r>
+      <w:proofErr w:type="spellStart"/>
+      <w:r>
+        <w:rPr>
+          <w:rFonts w:ascii="Calisto MT" w:eastAsia="Times New Roman" w:hAnsi="Calisto MT" w:cs="Times New Roman"/>
+          <w:i/>
+          <w:iCs/>
+          <w:kern w:val="0"/>
+          <w:sz w:val="20"/>
+          <w:szCs w:val="20"/>
+          <w14:ligatures w14:val="none"/>
+        </w:rPr>
+        <w:t>behavioural</w:t>
+      </w:r>
+      <w:proofErr w:type="spellEnd"/>
+      <w:r>
+        <w:rPr>
+          <w:rFonts w:ascii="Calisto MT" w:eastAsia="Times New Roman" w:hAnsi="Calisto MT" w:cs="Times New Roman"/>
+          <w:i/>
+          <w:iCs/>
+          <w:kern w:val="0"/>
+          <w:sz w:val="20"/>
+          <w:szCs w:val="20"/>
+          <w14:ligatures w14:val="none"/>
+        </w:rPr>
+        <w:t xml:space="preserve"> surveillance survey, 2020</w:t>
       </w:r>
       <w:r>
         <w:rPr>
@@ -2742,7 +2941,33 @@
           <w:szCs w:val="20"/>
           <w14:ligatures w14:val="none"/>
         </w:rPr>
-        <w:t>HIV vulnerability among people who inject drugs: Findings from the Bangladesh integrated biological and behavioural surveillance study 2020</w:t>
+        <w:t xml:space="preserve">HIV vulnerability among people who inject drugs: Findings from the Bangladesh integrated biological and </w:t>
+      </w:r>
+      <w:proofErr w:type="spellStart"/>
+      <w:r>
+        <w:rPr>
+          <w:rFonts w:ascii="Calisto MT" w:eastAsia="Times New Roman" w:hAnsi="Calisto MT" w:cs="Times New Roman"/>
+          <w:i/>
+          <w:iCs/>
+          <w:kern w:val="0"/>
+          <w:sz w:val="20"/>
+          <w:szCs w:val="20"/>
+          <w14:ligatures w14:val="none"/>
+        </w:rPr>
+        <w:t>behavioural</w:t>
+      </w:r>
+      <w:proofErr w:type="spellEnd"/>
+      <w:r>
+        <w:rPr>
+          <w:rFonts w:ascii="Calisto MT" w:eastAsia="Times New Roman" w:hAnsi="Calisto MT" w:cs="Times New Roman"/>
+          <w:i/>
+          <w:iCs/>
+          <w:kern w:val="0"/>
+          <w:sz w:val="20"/>
+          <w:szCs w:val="20"/>
+          <w14:ligatures w14:val="none"/>
+        </w:rPr>
+        <w:t xml:space="preserve"> surveillance study 2020</w:t>
       </w:r>
       <w:r>
         <w:rPr>
@@ -2801,7 +3026,51 @@
           <w:szCs w:val="20"/>
           <w14:ligatures w14:val="none"/>
         </w:rPr>
-        <w:t xml:space="preserve">Mutai, C. K., McSharry, P. E., Ngaruye, I., &amp; Musabanganji, E. (2021). </w:t>
+        <w:t xml:space="preserve">Mutai, C. K., McSharry, P. E., </w:t>
+      </w:r>
+      <w:proofErr w:type="spellStart"/>
+      <w:r>
+        <w:rPr>
+          <w:rFonts w:ascii="Calisto MT" w:eastAsia="Times New Roman" w:hAnsi="Calisto MT" w:cs="Times New Roman"/>
+          <w:kern w:val="0"/>
+          <w:sz w:val="20"/>
+          <w:szCs w:val="20"/>
+          <w14:ligatures w14:val="none"/>
+        </w:rPr>
+        <w:t>Ngaruye</w:t>
+      </w:r>
+      <w:proofErr w:type="spellEnd"/>
+      <w:r>
+        <w:rPr>
+          <w:rFonts w:ascii="Calisto MT" w:eastAsia="Times New Roman" w:hAnsi="Calisto MT" w:cs="Times New Roman"/>
+          <w:kern w:val="0"/>
+          <w:sz w:val="20"/>
+          <w:szCs w:val="20"/>
+          <w14:ligatures w14:val="none"/>
+        </w:rPr>
+        <w:t xml:space="preserve">, I., &amp; </w:t>
+      </w:r>
+      <w:proofErr w:type="spellStart"/>
+      <w:r>
+        <w:rPr>
+          <w:rFonts w:ascii="Calisto MT" w:eastAsia="Times New Roman" w:hAnsi="Calisto MT" w:cs="Times New Roman"/>
+          <w:kern w:val="0"/>
+          <w:sz w:val="20"/>
+          <w:szCs w:val="20"/>
+          <w14:ligatures w14:val="none"/>
+        </w:rPr>
+        <w:t>Musabanganji</w:t>
+      </w:r>
+      <w:proofErr w:type="spellEnd"/>
+      <w:r>
+        <w:rPr>
+          <w:rFonts w:ascii="Calisto MT" w:eastAsia="Times New Roman" w:hAnsi="Calisto MT" w:cs="Times New Roman"/>
+          <w:kern w:val="0"/>
+          <w:sz w:val="20"/>
+          <w:szCs w:val="20"/>
+          <w14:ligatures w14:val="none"/>
+        </w:rPr>
+        <w:t xml:space="preserve">, E. (2021). </w:t>
       </w:r>
       <w:r>
         <w:rPr>
@@ -2885,7 +3154,29 @@
           <w:szCs w:val="20"/>
           <w14:ligatures w14:val="none"/>
         </w:rPr>
-        <w:t xml:space="preserve">Ngema, F., Whata, A., Olusanya, M. O., &amp; Mhlongo, S. (2026). </w:t>
+        <w:t xml:space="preserve">Ngema, F., </w:t>
+      </w:r>
+      <w:proofErr w:type="spellStart"/>
+      <w:r>
+        <w:rPr>
+          <w:rFonts w:ascii="Calisto MT" w:eastAsia="Times New Roman" w:hAnsi="Calisto MT" w:cs="Times New Roman"/>
+          <w:kern w:val="0"/>
+          <w:sz w:val="20"/>
+          <w:szCs w:val="20"/>
+          <w14:ligatures w14:val="none"/>
+        </w:rPr>
+        <w:t>Whata</w:t>
+      </w:r>
+      <w:proofErr w:type="spellEnd"/>
+      <w:r>
+        <w:rPr>
+          <w:rFonts w:ascii="Calisto MT" w:eastAsia="Times New Roman" w:hAnsi="Calisto MT" w:cs="Times New Roman"/>
+          <w:kern w:val="0"/>
+          <w:sz w:val="20"/>
+          <w:szCs w:val="20"/>
+          <w14:ligatures w14:val="none"/>
+        </w:rPr>
+        <w:t xml:space="preserve">, A., Olusanya, M. O., &amp; Mhlongo, S. (2026). </w:t>
       </w:r>
       <w:r>
         <w:rPr>
@@ -2910,7 +3201,33 @@
           <w14:ligatures w14:val="none"/>
         </w:rPr>
         <w:noBreakHyphen/>
-        <w:t>driven comparative analysis of machine learning models for predicting HIV viral nonsuppression in Ugandan patients: Retrospective cross</w:t>
+        <w:t xml:space="preserve">driven comparative analysis of machine learning models for predicting HIV viral </w:t>
+      </w:r>
+      <w:proofErr w:type="spellStart"/>
+      <w:r>
+        <w:rPr>
+          <w:rFonts w:ascii="Calisto MT" w:eastAsia="Times New Roman" w:hAnsi="Calisto MT" w:cs="Times New Roman"/>
+          <w:i/>
+          <w:iCs/>
+          <w:kern w:val="0"/>
+          <w:sz w:val="20"/>
+          <w:szCs w:val="20"/>
+          <w14:ligatures w14:val="none"/>
+        </w:rPr>
+        <w:t>nonsuppression</w:t>
+      </w:r>
+      <w:proofErr w:type="spellEnd"/>
+      <w:r>
+        <w:rPr>
+          <w:rFonts w:ascii="Calisto MT" w:eastAsia="Times New Roman" w:hAnsi="Calisto MT" w:cs="Times New Roman"/>
+          <w:i/>
+          <w:iCs/>
+          <w:kern w:val="0"/>
+          <w:sz w:val="20"/>
+          <w:szCs w:val="20"/>
+          <w14:ligatures w14:val="none"/>
+        </w:rPr>
+        <w:t xml:space="preserve"> in Ugandan patients: Retrospective cross</w:t>
       </w:r>
       <w:r>
         <w:rPr>
@@ -3025,7 +3342,7 @@
 </file>
 
 <file path=word/endnotes.xml><?xml version="1.0" encoding="utf-8"?>
-<w:endnotes xmlns:wpc="http://schemas.microsoft.com/office/word/2010/wordprocessingCanvas" xmlns:cx="http://schemas.microsoft.com/office/drawing/2014/chartex" xmlns:cx1="http://schemas.microsoft.com/office/drawing/2015/9/8/chartex" xmlns:cx2="http://schemas.microsoft.com/office/drawing/2015/10/21/chartex" xmlns:cx3="http://schemas.microsoft.com/office/drawing/2016/5/9/chartex" xmlns:cx4="http://schemas.microsoft.com/office/drawing/2016/5/10/chartex" xmlns:cx5="http://schemas.microsoft.com/office/drawing/2016/5/11/chartex" xmlns:cx6="http://schemas.microsoft.com/office/drawing/2016/5/12/chartex" xmlns:cx7="http://schemas.microsoft.com/office/drawing/2016/5/13/chartex" xmlns:cx8="http://schemas.microsoft.com/office/drawing/2016/5/14/chartex" xmlns:mc="http://schemas.openxmlformats.org/markup-compatibility/2006" xmlns:aink="http://schemas.microsoft.com/office/drawing/2016/ink" xmlns:am3d="http://schemas.microsoft.com/office/drawing/2017/model3d" xmlns:o="urn:schemas-microsoft-com:office:office" xmlns:r="http://schemas.openxmlformats.org/officeDocument/2006/relationships" xmlns:m="http://schemas.openxmlformats.org/officeDocument/2006/math" xmlns:v="urn:schemas-microsoft-com:vml" xmlns:wp14="http://schemas.microsoft.com/office/word/2010/wordprocessingDrawing" xmlns:wp="http://schemas.openxmlformats.org/drawingml/2006/wordprocessingDrawing" xmlns:w10="urn:schemas-microsoft-com:office:word" xmlns:w="http://schemas.openxmlformats.org/wordprocessingml/2006/main" xmlns:w14="http://schemas.microsoft.com/office/word/2010/wordml" xmlns:w15="http://schemas.microsoft.com/office/word/2012/wordml" xmlns:w16cid="http://schemas.microsoft.com/office/word/2016/wordml/cid" xmlns:w16se="http://schemas.microsoft.com/office/word/2015/wordml/symex" xmlns:wpg="http://schemas.microsoft.com/office/word/2010/wordprocessingGroup" xmlns:wpi="http://schemas.microsoft.com/office/word/2010/wordprocessingInk" xmlns:wne="http://schemas.microsoft.com/office/word/2006/wordml" xmlns:wps="http://schemas.microsoft.com/office/word/2010/wordprocessingShape" mc:Ignorable="w14 w15 w16se w16cid wp14">
+<w:endnotes xmlns:wpc="http://schemas.microsoft.com/office/word/2010/wordprocessingCanvas" xmlns:cx="http://schemas.microsoft.com/office/drawing/2014/chartex" xmlns:cx1="http://schemas.microsoft.com/office/drawing/2015/9/8/chartex" xmlns:cx2="http://schemas.microsoft.com/office/drawing/2015/10/21/chartex" xmlns:cx3="http://schemas.microsoft.com/office/drawing/2016/5/9/chartex" xmlns:cx4="http://schemas.microsoft.com/office/drawing/2016/5/10/chartex" xmlns:cx5="http://schemas.microsoft.com/office/drawing/2016/5/11/chartex" xmlns:cx6="http://schemas.microsoft.com/office/drawing/2016/5/12/chartex" xmlns:cx7="http://schemas.microsoft.com/office/drawing/2016/5/13/chartex" xmlns:cx8="http://schemas.microsoft.com/office/drawing/2016/5/14/chartex" xmlns:mc="http://schemas.openxmlformats.org/markup-compatibility/2006" xmlns:aink="http://schemas.microsoft.com/office/drawing/2016/ink" xmlns:am3d="http://schemas.microsoft.com/office/drawing/2017/model3d" xmlns:o="urn:schemas-microsoft-com:office:office" xmlns:oel="http://schemas.microsoft.com/office/2019/extlst" xmlns:r="http://schemas.openxmlformats.org/officeDocument/2006/relationships" xmlns:m="http://schemas.openxmlformats.org/officeDocument/2006/math" xmlns:v="urn:schemas-microsoft-com:vml" xmlns:wp14="http://schemas.microsoft.com/office/word/2010/wordprocessingDrawing" xmlns:wp="http://schemas.openxmlformats.org/drawingml/2006/wordprocessingDrawing" xmlns:w10="urn:schemas-microsoft-com:office:word" xmlns:w="http://schemas.openxmlformats.org/wordprocessingml/2006/main" xmlns:w14="http://schemas.microsoft.com/office/word/2010/wordml" xmlns:w15="http://schemas.microsoft.com/office/word/2012/wordml" xmlns:w16cex="http://schemas.microsoft.com/office/word/2018/wordml/cex" xmlns:w16cid="http://schemas.microsoft.com/office/word/2016/wordml/cid" xmlns:w16="http://schemas.microsoft.com/office/word/2018/wordml" xmlns:w16du="http://schemas.microsoft.com/office/word/2023/wordml/word16du" xmlns:w16sdtdh="http://schemas.microsoft.com/office/word/2020/wordml/sdtdatahash" xmlns:w16sdtfl="http://schemas.microsoft.com/office/word/2024/wordml/sdtformatlock" xmlns:w16se="http://schemas.microsoft.com/office/word/2015/wordml/symex" xmlns:wpg="http://schemas.microsoft.com/office/word/2010/wordprocessingGroup" xmlns:wpi="http://schemas.microsoft.com/office/word/2010/wordprocessingInk" xmlns:wne="http://schemas.microsoft.com/office/word/2006/wordml" xmlns:wps="http://schemas.microsoft.com/office/word/2010/wordprocessingShape" mc:Ignorable="w14 w15 w16se w16cid w16 w16cex w16sdtdh w16sdtfl w16du wp14">
   <w:endnote w:type="separator" w:id="-1">
     <w:p>
       <w:pPr>
@@ -3050,7 +3367,7 @@
 </file>
 
 <file path=word/footnotes.xml><?xml version="1.0" encoding="utf-8"?>
-<w:footnotes xmlns:wpc="http://schemas.microsoft.com/office/word/2010/wordprocessingCanvas" xmlns:cx="http://schemas.microsoft.com/office/drawing/2014/chartex" xmlns:cx1="http://schemas.microsoft.com/office/drawing/2015/9/8/chartex" xmlns:cx2="http://schemas.microsoft.com/office/drawing/2015/10/21/chartex" xmlns:cx3="http://schemas.microsoft.com/office/drawing/2016/5/9/chartex" xmlns:cx4="http://schemas.microsoft.com/office/drawing/2016/5/10/chartex" xmlns:cx5="http://schemas.microsoft.com/office/drawing/2016/5/11/chartex" xmlns:cx6="http://schemas.microsoft.com/office/drawing/2016/5/12/chartex" xmlns:cx7="http://schemas.microsoft.com/office/drawing/2016/5/13/chartex" xmlns:cx8="http://schemas.microsoft.com/office/drawing/2016/5/14/chartex" xmlns:mc="http://schemas.openxmlformats.org/markup-compatibility/2006" xmlns:aink="http://schemas.microsoft.com/office/drawing/2016/ink" xmlns:am3d="http://schemas.microsoft.com/office/drawing/2017/model3d" xmlns:o="urn:schemas-microsoft-com:office:office" xmlns:r="http://schemas.openxmlformats.org/officeDocument/2006/relationships" xmlns:m="http://schemas.openxmlformats.org/officeDocument/2006/math" xmlns:v="urn:schemas-microsoft-com:vml" xmlns:wp14="http://schemas.microsoft.com/office/word/2010/wordprocessingDrawing" xmlns:wp="http://schemas.openxmlformats.org/drawingml/2006/wordprocessingDrawing" xmlns:w10="urn:schemas-microsoft-com:office:word" xmlns:w="http://schemas.openxmlformats.org/wordprocessingml/2006/main" xmlns:w14="http://schemas.microsoft.com/office/word/2010/wordml" xmlns:w15="http://schemas.microsoft.com/office/word/2012/wordml" xmlns:w16cid="http://schemas.microsoft.com/office/word/2016/wordml/cid" xmlns:w16se="http://schemas.microsoft.com/office/word/2015/wordml/symex" xmlns:wpg="http://schemas.microsoft.com/office/word/2010/wordprocessingGroup" xmlns:wpi="http://schemas.microsoft.com/office/word/2010/wordprocessingInk" xmlns:wne="http://schemas.microsoft.com/office/word/2006/wordml" xmlns:wps="http://schemas.microsoft.com/office/word/2010/wordprocessingShape" mc:Ignorable="w14 w15 w16se w16cid wp14">
+<w:footnotes xmlns:wpc="http://schemas.microsoft.com/office/word/2010/wordprocessingCanvas" xmlns:cx="http://schemas.microsoft.com/office/drawing/2014/chartex" xmlns:cx1="http://schemas.microsoft.com/office/drawing/2015/9/8/chartex" xmlns:cx2="http://schemas.microsoft.com/office/drawing/2015/10/21/chartex" xmlns:cx3="http://schemas.microsoft.com/office/drawing/2016/5/9/chartex" xmlns:cx4="http://schemas.microsoft.com/office/drawing/2016/5/10/chartex" xmlns:cx5="http://schemas.microsoft.com/office/drawing/2016/5/11/chartex" xmlns:cx6="http://schemas.microsoft.com/office/drawing/2016/5/12/chartex" xmlns:cx7="http://schemas.microsoft.com/office/drawing/2016/5/13/chartex" xmlns:cx8="http://schemas.microsoft.com/office/drawing/2016/5/14/chartex" xmlns:mc="http://schemas.openxmlformats.org/markup-compatibility/2006" xmlns:aink="http://schemas.microsoft.com/office/drawing/2016/ink" xmlns:am3d="http://schemas.microsoft.com/office/drawing/2017/model3d" xmlns:o="urn:schemas-microsoft-com:office:office" xmlns:oel="http://schemas.microsoft.com/office/2019/extlst" xmlns:r="http://schemas.openxmlformats.org/officeDocument/2006/relationships" xmlns:m="http://schemas.openxmlformats.org/officeDocument/2006/math" xmlns:v="urn:schemas-microsoft-com:vml" xmlns:wp14="http://schemas.microsoft.com/office/word/2010/wordprocessingDrawing" xmlns:wp="http://schemas.openxmlformats.org/drawingml/2006/wordprocessingDrawing" xmlns:w10="urn:schemas-microsoft-com:office:word" xmlns:w="http://schemas.openxmlformats.org/wordprocessingml/2006/main" xmlns:w14="http://schemas.microsoft.com/office/word/2010/wordml" xmlns:w15="http://schemas.microsoft.com/office/word/2012/wordml" xmlns:w16cex="http://schemas.microsoft.com/office/word/2018/wordml/cex" xmlns:w16cid="http://schemas.microsoft.com/office/word/2016/wordml/cid" xmlns:w16="http://schemas.microsoft.com/office/word/2018/wordml" xmlns:w16du="http://schemas.microsoft.com/office/word/2023/wordml/word16du" xmlns:w16sdtdh="http://schemas.microsoft.com/office/word/2020/wordml/sdtdatahash" xmlns:w16sdtfl="http://schemas.microsoft.com/office/word/2024/wordml/sdtformatlock" xmlns:w16se="http://schemas.microsoft.com/office/word/2015/wordml/symex" xmlns:wpg="http://schemas.microsoft.com/office/word/2010/wordprocessingGroup" xmlns:wpi="http://schemas.microsoft.com/office/word/2010/wordprocessingInk" xmlns:wne="http://schemas.microsoft.com/office/word/2006/wordml" xmlns:wps="http://schemas.microsoft.com/office/word/2010/wordprocessingShape" mc:Ignorable="w14 w15 w16se w16cid w16 w16cex w16sdtdh w16sdtfl w16du wp14">
   <w:footnote w:type="separator" w:id="-1">
     <w:p>
       <w:pPr>
@@ -3075,7 +3392,7 @@
 </file>
 
 <file path=word/numbering.xml><?xml version="1.0" encoding="utf-8"?>
-<w:numbering xmlns:wpc="http://schemas.microsoft.com/office/word/2010/wordprocessingCanvas" xmlns:cx="http://schemas.microsoft.com/office/drawing/2014/chartex" xmlns:cx1="http://schemas.microsoft.com/office/drawing/2015/9/8/chartex" xmlns:cx2="http://schemas.microsoft.com/office/drawing/2015/10/21/chartex" xmlns:cx3="http://schemas.microsoft.com/office/drawing/2016/5/9/chartex" xmlns:cx4="http://schemas.microsoft.com/office/drawing/2016/5/10/chartex" xmlns:cx5="http://schemas.microsoft.com/office/drawing/2016/5/11/chartex" xmlns:cx6="http://schemas.microsoft.com/office/drawing/2016/5/12/chartex" xmlns:cx7="http://schemas.microsoft.com/office/drawing/2016/5/13/chartex" xmlns:cx8="http://schemas.microsoft.com/office/drawing/2016/5/14/chartex" xmlns:mc="http://schemas.openxmlformats.org/markup-compatibility/2006" xmlns:aink="http://schemas.microsoft.com/office/drawing/2016/ink" xmlns:am3d="http://schemas.microsoft.com/office/drawing/2017/model3d" xmlns:o="urn:schemas-microsoft-com:office:office" xmlns:r="http://schemas.openxmlformats.org/officeDocument/2006/relationships" xmlns:m="http://schemas.openxmlformats.org/officeDocument/2006/math" xmlns:v="urn:schemas-microsoft-com:vml" xmlns:wp14="http://schemas.microsoft.com/office/word/2010/wordprocessingDrawing" xmlns:wp="http://schemas.openxmlformats.org/drawingml/2006/wordprocessingDrawing" xmlns:w10="urn:schemas-microsoft-com:office:word" xmlns:w="http://schemas.openxmlformats.org/wordprocessingml/2006/main" xmlns:w14="http://schemas.microsoft.com/office/word/2010/wordml" xmlns:w15="http://schemas.microsoft.com/office/word/2012/wordml" xmlns:w16cid="http://schemas.microsoft.com/office/word/2016/wordml/cid" xmlns:w16se="http://schemas.microsoft.com/office/word/2015/wordml/symex" xmlns:wpg="http://schemas.microsoft.com/office/word/2010/wordprocessingGroup" xmlns:wpi="http://schemas.microsoft.com/office/word/2010/wordprocessingInk" xmlns:wne="http://schemas.microsoft.com/office/word/2006/wordml" xmlns:wps="http://schemas.microsoft.com/office/word/2010/wordprocessingShape" mc:Ignorable="w14 w15 w16se w16cid wp14">
+<w:numbering xmlns:wpc="http://schemas.microsoft.com/office/word/2010/wordprocessingCanvas" xmlns:cx="http://schemas.microsoft.com/office/drawing/2014/chartex" xmlns:cx1="http://schemas.microsoft.com/office/drawing/2015/9/8/chartex" xmlns:cx2="http://schemas.microsoft.com/office/drawing/2015/10/21/chartex" xmlns:cx3="http://schemas.microsoft.com/office/drawing/2016/5/9/chartex" xmlns:cx4="http://schemas.microsoft.com/office/drawing/2016/5/10/chartex" xmlns:cx5="http://schemas.microsoft.com/office/drawing/2016/5/11/chartex" xmlns:cx6="http://schemas.microsoft.com/office/drawing/2016/5/12/chartex" xmlns:cx7="http://schemas.microsoft.com/office/drawing/2016/5/13/chartex" xmlns:cx8="http://schemas.microsoft.com/office/drawing/2016/5/14/chartex" xmlns:mc="http://schemas.openxmlformats.org/markup-compatibility/2006" xmlns:aink="http://schemas.microsoft.com/office/drawing/2016/ink" xmlns:am3d="http://schemas.microsoft.com/office/drawing/2017/model3d" xmlns:o="urn:schemas-microsoft-com:office:office" xmlns:oel="http://schemas.microsoft.com/office/2019/extlst" xmlns:r="http://schemas.openxmlformats.org/officeDocument/2006/relationships" xmlns:m="http://schemas.openxmlformats.org/officeDocument/2006/math" xmlns:v="urn:schemas-microsoft-com:vml" xmlns:wp14="http://schemas.microsoft.com/office/word/2010/wordprocessingDrawing" xmlns:wp="http://schemas.openxmlformats.org/drawingml/2006/wordprocessingDrawing" xmlns:w10="urn:schemas-microsoft-com:office:word" xmlns:w="http://schemas.openxmlformats.org/wordprocessingml/2006/main" xmlns:w14="http://schemas.microsoft.com/office/word/2010/wordml" xmlns:w15="http://schemas.microsoft.com/office/word/2012/wordml" xmlns:w16cex="http://schemas.microsoft.com/office/word/2018/wordml/cex" xmlns:w16cid="http://schemas.microsoft.com/office/word/2016/wordml/cid" xmlns:w16="http://schemas.microsoft.com/office/word/2018/wordml" xmlns:w16du="http://schemas.microsoft.com/office/word/2023/wordml/word16du" xmlns:w16sdtdh="http://schemas.microsoft.com/office/word/2020/wordml/sdtdatahash" xmlns:w16sdtfl="http://schemas.microsoft.com/office/word/2024/wordml/sdtformatlock" xmlns:w16se="http://schemas.microsoft.com/office/word/2015/wordml/symex" xmlns:wpg="http://schemas.microsoft.com/office/word/2010/wordprocessingGroup" xmlns:wpi="http://schemas.microsoft.com/office/word/2010/wordprocessingInk" xmlns:wne="http://schemas.microsoft.com/office/word/2006/wordml" xmlns:wps="http://schemas.microsoft.com/office/word/2010/wordprocessingShape" mc:Ignorable="w14 w15 w16se w16cid w16 w16cex w16sdtdh w16sdtfl w16du wp14">
   <w:abstractNum w:abstractNumId="0" w15:restartNumberingAfterBreak="0">
     <w:nsid w:val="04D50674"/>
     <w:multiLevelType w:val="multilevel"/>
@@ -4964,53 +5281,53 @@
       </w:rPr>
     </w:lvl>
   </w:abstractNum>
-  <w:num w:numId="1">
+  <w:num w:numId="1" w16cid:durableId="1614902544">
     <w:abstractNumId w:val="9"/>
   </w:num>
-  <w:num w:numId="2">
+  <w:num w:numId="2" w16cid:durableId="838235771">
     <w:abstractNumId w:val="8"/>
   </w:num>
-  <w:num w:numId="3">
+  <w:num w:numId="3" w16cid:durableId="127431813">
     <w:abstractNumId w:val="5"/>
   </w:num>
-  <w:num w:numId="4">
+  <w:num w:numId="4" w16cid:durableId="55668984">
     <w:abstractNumId w:val="11"/>
   </w:num>
-  <w:num w:numId="5">
+  <w:num w:numId="5" w16cid:durableId="355694649">
     <w:abstractNumId w:val="4"/>
   </w:num>
-  <w:num w:numId="6">
+  <w:num w:numId="6" w16cid:durableId="1702122517">
     <w:abstractNumId w:val="12"/>
   </w:num>
-  <w:num w:numId="7">
+  <w:num w:numId="7" w16cid:durableId="1970893306">
     <w:abstractNumId w:val="10"/>
   </w:num>
-  <w:num w:numId="8">
+  <w:num w:numId="8" w16cid:durableId="840195788">
     <w:abstractNumId w:val="6"/>
   </w:num>
-  <w:num w:numId="9">
+  <w:num w:numId="9" w16cid:durableId="638608144">
     <w:abstractNumId w:val="3"/>
   </w:num>
-  <w:num w:numId="10">
+  <w:num w:numId="10" w16cid:durableId="181163663">
     <w:abstractNumId w:val="2"/>
   </w:num>
-  <w:num w:numId="11">
+  <w:num w:numId="11" w16cid:durableId="2026250040">
     <w:abstractNumId w:val="13"/>
   </w:num>
-  <w:num w:numId="12">
+  <w:num w:numId="12" w16cid:durableId="877592577">
     <w:abstractNumId w:val="7"/>
   </w:num>
-  <w:num w:numId="13">
+  <w:num w:numId="13" w16cid:durableId="1113137993">
     <w:abstractNumId w:val="0"/>
   </w:num>
-  <w:num w:numId="14">
+  <w:num w:numId="14" w16cid:durableId="248780447">
     <w:abstractNumId w:val="1"/>
   </w:num>
 </w:numbering>
 </file>
 
 <file path=word/styles.xml><?xml version="1.0" encoding="utf-8"?>
-<w:styles xmlns:mc="http://schemas.openxmlformats.org/markup-compatibility/2006" xmlns:r="http://schemas.openxmlformats.org/officeDocument/2006/relationships" xmlns:w="http://schemas.openxmlformats.org/wordprocessingml/2006/main" xmlns:w14="http://schemas.microsoft.com/office/word/2010/wordml" xmlns:w15="http://schemas.microsoft.com/office/word/2012/wordml" xmlns:w16cid="http://schemas.microsoft.com/office/word/2016/wordml/cid" xmlns:w16se="http://schemas.microsoft.com/office/word/2015/wordml/symex" mc:Ignorable="w14 w15 w16se w16cid">
+<w:styles xmlns:mc="http://schemas.openxmlformats.org/markup-compatibility/2006" xmlns:r="http://schemas.openxmlformats.org/officeDocument/2006/relationships" xmlns:w="http://schemas.openxmlformats.org/wordprocessingml/2006/main" xmlns:w14="http://schemas.microsoft.com/office/word/2010/wordml" xmlns:w15="http://schemas.microsoft.com/office/word/2012/wordml" xmlns:w16cex="http://schemas.microsoft.com/office/word/2018/wordml/cex" xmlns:w16cid="http://schemas.microsoft.com/office/word/2016/wordml/cid" xmlns:w16="http://schemas.microsoft.com/office/word/2018/wordml" xmlns:w16du="http://schemas.microsoft.com/office/word/2023/wordml/word16du" xmlns:w16sdtdh="http://schemas.microsoft.com/office/word/2020/wordml/sdtdatahash" xmlns:w16sdtfl="http://schemas.microsoft.com/office/word/2024/wordml/sdtformatlock" xmlns:w16se="http://schemas.microsoft.com/office/word/2015/wordml/symex" mc:Ignorable="w14 w15 w16se w16cid w16 w16cex w16sdtdh w16sdtfl w16du">
   <w:docDefaults>
     <w:rPrDefault>
       <w:rPr>
@@ -5028,7 +5345,7 @@
       </w:pPr>
     </w:pPrDefault>
   </w:docDefaults>
-  <w:latentStyles w:defLockedState="0" w:defUIPriority="99" w:defSemiHidden="0" w:defUnhideWhenUsed="0" w:defQFormat="0" w:count="375">
+  <w:latentStyles w:defLockedState="0" w:defUIPriority="99" w:defSemiHidden="0" w:defUnhideWhenUsed="0" w:defQFormat="0" w:count="376">
     <w:lsdException w:name="Normal" w:uiPriority="0" w:qFormat="1"/>
     <w:lsdException w:name="heading 1" w:uiPriority="9" w:qFormat="1"/>
     <w:lsdException w:name="heading 2" w:semiHidden="1" w:uiPriority="9" w:unhideWhenUsed="1" w:qFormat="1"/>
@@ -5404,6 +5721,7 @@
     <w:lsdException w:name="Smart Hyperlink" w:semiHidden="1" w:unhideWhenUsed="1"/>
     <w:lsdException w:name="Hashtag" w:semiHidden="1" w:unhideWhenUsed="1"/>
     <w:lsdException w:name="Unresolved Mention" w:semiHidden="1" w:unhideWhenUsed="1"/>
+    <w:lsdException w:name="Smart Link" w:semiHidden="1" w:unhideWhenUsed="1"/>
   </w:latentStyles>
   <w:style w:type="paragraph" w:default="1" w:styleId="Normal">
     <w:name w:val="Normal"/>
@@ -5611,7 +5929,6 @@
   <w:style w:type="character" w:default="1" w:styleId="DefaultParagraphFont">
     <w:name w:val="Default Paragraph Font"/>
     <w:uiPriority w:val="1"/>
-    <w:semiHidden/>
     <w:unhideWhenUsed/>
   </w:style>
   <w:style w:type="table" w:default="1" w:styleId="TableNormal">
